--- a/BACKUP&RECOVERY/BR_수료점검_1일실습_리허설가이드.docx
+++ b/BACKUP&RECOVERY/BR_수료점검_1일실습_리허설가이드.docx
@@ -1122,7 +1122,7 @@
           <w:sz w:val="19"/>
           <w:szCs w:val="19"/>
         </w:rPr>
-        <w:t xml:space="preserve">fault_*.sh 는 파괴적이다. 반드시 스냅숏 확인 후 SNAP_TAKEN=YES 로 실행한다. 리허설도 운영 DB 가 아닌 실습 orcl 랩에서만.</w:t>
+        <w:t xml:space="preserve">fault_*.sh 는 DB 를 의도적으로 손상시키며 원복 기능이 없다 — 되돌림은 시작 스냅숏 복원뿐이다. 대화형 실행 시 경고 배너 후 SID(orcl) 재입력이 실제 확인 게이트다(DRYRUN=YES 로 미리보기). 리허설도 운영 DB 가 아닌 실습 orcl 랩에서만.</w:t>
       </w:r>
     </w:p>
     <w:p>
@@ -1179,7 +1179,7 @@
           <w:sz w:val="17"/>
           <w:szCs w:val="17"/>
         </w:rPr>
-        <w:t xml:space="preserve">$ SNAP_TAKEN=YES ./강사용_장애주입/fault_p1_block.sh</w:t>
+        <w:t xml:space="preserve">$ ./강사용_장애주입/fault_p1_block.sh</w:t>
       </w:r>
     </w:p>
     <w:p>
@@ -2625,7 +2625,7 @@
           <w:sz w:val="17"/>
           <w:szCs w:val="17"/>
         </w:rPr>
-        <w:t xml:space="preserve">$ SNAP_TAKEN=YES ./강사용_장애주입/fault_p2_logical.sh</w:t>
+        <w:t xml:space="preserve">$ ./강사용_장애주입/fault_p2_logical.sh</w:t>
       </w:r>
     </w:p>
     <w:p>
@@ -3875,7 +3875,7 @@
           <w:sz w:val="17"/>
           <w:szCs w:val="17"/>
         </w:rPr>
-        <w:t xml:space="preserve">$ SNAP_TAKEN=YES ./강사용_장애주입/fault_t1_multi.sh</w:t>
+        <w:t xml:space="preserve">$ ./강사용_장애주입/fault_t1_multi.sh</w:t>
       </w:r>
     </w:p>
     <w:p>
@@ -5375,7 +5375,7 @@
           <w:sz w:val="17"/>
           <w:szCs w:val="17"/>
         </w:rPr>
-        <w:t xml:space="preserve">$ SNAP_TAKEN=YES ./강사용_장애주입/fault_t2_dr.sh</w:t>
+        <w:t xml:space="preserve">$ ./강사용_장애주입/fault_t2_dr.sh</w:t>
       </w:r>
     </w:p>
     <w:p>
